--- a/Angebot_06_08_2026_Frau_Bochmann_Yvonne.docx
+++ b/Angebot_06_08_2026_Frau_Bochmann_Yvonne.docx
@@ -196,21 +196,21 @@
               <w:rPr>
                 <w:lang w:val="de-DE"/>
               </w:rPr>
-              <w:t xml:space="preserve">Yvonne Bochmann</w:t>
+              <w:t>Yvonne Bochmann</w:t>
             </w:r>
             <w:r>
               <w:rPr>
                 <w:lang w:val="de-DE"/>
               </w:rPr>
               <w:br/>
-              <w:t xml:space="preserve">lIenweg 10</w:t>
+              <w:t>lIenweg 10</w:t>
             </w:r>
             <w:r>
               <w:rPr>
                 <w:lang w:val="de-DE"/>
               </w:rPr>
               <w:br/>
-              <w:t xml:space="preserve">21502 Gessthacht</w:t>
+              <w:t>21502 Gessthacht</w:t>
             </w:r>
           </w:p>
         </w:tc>
@@ -260,22 +260,7 @@
               <w:spacing w:after="120"/>
               <w:rPr>
                 <w:b/>
-              </w:rPr>
-            </w:pPr>
-          </w:p>
-          <w:p>
-            <w:pPr>
-              <w:spacing w:after="120"/>
-              <w:rPr>
-                <w:b/>
-              </w:rPr>
-            </w:pPr>
-          </w:p>
-          <w:p>
-            <w:pPr>
-              <w:spacing w:after="120"/>
-              <w:rPr>
-                <w:b/>
+                <w:lang w:val="de-DE"/>
               </w:rPr>
             </w:pPr>
           </w:p>
@@ -285,12 +270,13 @@
               <w:rPr>
                 <w:rFonts w:ascii="Times New Roman" w:hAnsi="Times New Roman"/>
                 <w:sz w:val="24"/>
-                <w:lang w:eastAsia="en-US"/>
+                <w:lang w:val="de-DE" w:eastAsia="en-US"/>
               </w:rPr>
             </w:pPr>
             <w:r>
               <w:rPr>
                 <w:b/>
+                <w:lang w:val="de-DE"/>
               </w:rPr>
               <w:t>ANGEBOT</w:t>
             </w:r>
@@ -308,7 +294,7 @@
                 <w:b/>
                 <w:lang w:val="de-DE"/>
               </w:rPr>
-              <w:t xml:space="preserve">Sehr geehrte Frau Bochmann,</w:t>
+              <w:t>Sehr geehrte Frau Bochmann,</w:t>
             </w:r>
           </w:p>
           <w:p>
@@ -360,7 +346,7 @@
                 <w:rFonts w:cs="Calibri"/>
                 <w:lang w:val="de-DE"/>
               </w:rPr>
-              <w:t xml:space="preserve">06.08.2026</w:t>
+              <w:t>06.08.2026</w:t>
             </w:r>
           </w:p>
           <w:p>
@@ -479,16 +465,7 @@
                 <w:sz w:val="14"/>
                 <w:szCs w:val="14"/>
               </w:rPr>
-              <w:t>Bezeichnung</w:t>
-            </w:r>
-            <w:r>
-              <w:rPr>
-                <w:rFonts w:ascii="Arial" w:hAnsi="Arial"/>
-                <w:color w:val="000000"/>
-                <w:sz w:val="13"/>
-                <w:szCs w:val="13"/>
-              </w:rPr>
-              <w:t xml:space="preserve"> </w:t>
+              <w:t>Arbeitsschreibung</w:t>
             </w:r>
           </w:p>
         </w:tc>
@@ -588,7 +565,7 @@
       </w:tr>
       <w:tr>
         <w:trPr>
-          <w:trHeight w:val="454"/>
+          <w:trHeight w:val="46"/>
           <w:jc w:val="center"/>
         </w:trPr>
         <w:tc>
@@ -604,11 +581,15 @@
           </w:tcPr>
           <w:p>
             <w:pPr>
+              <w:pStyle w:val="TableContents"/>
               <w:jc w:val="center"/>
-            </w:pPr>
-            <w:r>
-              <w:t xml:space="preserve">1</w:t>
-            </w:r>
+              <w:rPr>
+                <w:rFonts w:ascii="Arial" w:hAnsi="Arial"/>
+                <w:color w:val="000000"/>
+                <w:sz w:val="14"/>
+                <w:szCs w:val="14"/>
+              </w:rPr>
+            </w:pPr>
           </w:p>
         </w:tc>
         <w:tc>
@@ -623,9 +604,15 @@
             <w:vAlign w:val="center"/>
           </w:tcPr>
           <w:p>
-            <w:r>
-              <w:t xml:space="preserve">steine</w:t>
-            </w:r>
+            <w:pPr>
+              <w:pStyle w:val="TableContents"/>
+              <w:rPr>
+                <w:rFonts w:ascii="Arial" w:hAnsi="Arial"/>
+                <w:color w:val="000000"/>
+                <w:sz w:val="14"/>
+                <w:szCs w:val="14"/>
+              </w:rPr>
+            </w:pPr>
           </w:p>
         </w:tc>
         <w:tc>
@@ -641,11 +628,15 @@
           </w:tcPr>
           <w:p>
             <w:pPr>
+              <w:pStyle w:val="TableContents"/>
               <w:jc w:val="center"/>
-            </w:pPr>
-            <w:r>
-              <w:t xml:space="preserve">1</w:t>
-            </w:r>
+              <w:rPr>
+                <w:rFonts w:ascii="Arial" w:hAnsi="Arial"/>
+                <w:color w:val="000000"/>
+                <w:sz w:val="13"/>
+                <w:szCs w:val="13"/>
+              </w:rPr>
+            </w:pPr>
           </w:p>
         </w:tc>
         <w:tc>
@@ -661,11 +652,15 @@
           </w:tcPr>
           <w:p>
             <w:pPr>
+              <w:pStyle w:val="TableContents"/>
               <w:jc w:val="right"/>
-            </w:pPr>
-            <w:r>
-              <w:t xml:space="preserve">3,600.00 €</w:t>
-            </w:r>
+              <w:rPr>
+                <w:rFonts w:ascii="Arial" w:hAnsi="Arial"/>
+                <w:color w:val="000000"/>
+                <w:sz w:val="14"/>
+                <w:szCs w:val="14"/>
+              </w:rPr>
+            </w:pPr>
           </w:p>
         </w:tc>
         <w:tc>
@@ -681,12 +676,15 @@
           </w:tcPr>
           <w:p>
             <w:pPr>
-              <w:ind w:left="269"/>
+              <w:pStyle w:val="TableContents"/>
               <w:jc w:val="right"/>
-            </w:pPr>
-            <w:r>
-              <w:t xml:space="preserve">3,600.00 €</w:t>
-            </w:r>
+              <w:rPr>
+                <w:rFonts w:ascii="Arial" w:hAnsi="Arial"/>
+                <w:color w:val="000000"/>
+                <w:sz w:val="14"/>
+                <w:szCs w:val="14"/>
+              </w:rPr>
+            </w:pPr>
           </w:p>
         </w:tc>
       </w:tr>
@@ -711,7 +709,7 @@
               <w:jc w:val="center"/>
             </w:pPr>
             <w:r>
-              <w:t xml:space="preserve"/>
+              <w:t>1</w:t>
             </w:r>
           </w:p>
         </w:tc>
@@ -726,7 +724,21 @@
             </w:tcBorders>
             <w:vAlign w:val="center"/>
           </w:tcPr>
-          <w:p/>
+          <w:p>
+            <w:r>
+              <w:t>Materialen.</w:t>
+            </w:r>
+          </w:p>
+          <w:p>
+            <w:r>
+              <w:t>. Pflastersteine -50x50</w:t>
+            </w:r>
+          </w:p>
+          <w:p>
+            <w:r>
+              <w:t>.Splitt, Fugensand</w:t>
+            </w:r>
+          </w:p>
         </w:tc>
         <w:tc>
           <w:tcPr>
@@ -743,6 +755,9 @@
             <w:pPr>
               <w:jc w:val="center"/>
             </w:pPr>
+            <w:r>
+              <w:t>1</w:t>
+            </w:r>
           </w:p>
         </w:tc>
         <w:tc>
@@ -775,8 +790,12 @@
           </w:tcPr>
           <w:p>
             <w:pPr>
+              <w:ind w:left="269"/>
               <w:jc w:val="right"/>
             </w:pPr>
+            <w:r>
+              <w:t>3,600.00 €</w:t>
+            </w:r>
           </w:p>
         </w:tc>
       </w:tr>
@@ -798,8 +817,11 @@
           </w:tcPr>
           <w:p>
             <w:pPr>
-              <w:jc w:val="right"/>
-            </w:pPr>
+              <w:jc w:val="center"/>
+            </w:pPr>
+            <w:r>
+              <w:t>2</w:t>
+            </w:r>
           </w:p>
         </w:tc>
         <w:tc>
@@ -815,8 +837,100 @@
           </w:tcPr>
           <w:p>
             <w:pPr>
-              <w:jc w:val="right"/>
-            </w:pPr>
+              <w:rPr>
+                <w:lang w:val="de-DE"/>
+              </w:rPr>
+            </w:pPr>
+            <w:r>
+              <w:rPr>
+                <w:lang w:val="de-DE"/>
+              </w:rPr>
+              <w:t>In Preis enthalten sind f</w:t>
+            </w:r>
+            <w:r>
+              <w:rPr>
+                <w:lang w:val="de-DE"/>
+              </w:rPr>
+              <w:t>olgende Arbeiten:</w:t>
+            </w:r>
+          </w:p>
+          <w:p>
+            <w:pPr>
+              <w:rPr>
+                <w:lang w:val="de-DE"/>
+              </w:rPr>
+            </w:pPr>
+            <w:r>
+              <w:rPr>
+                <w:lang w:val="de-DE"/>
+              </w:rPr>
+              <w:t>.Entfernen der alten Steine</w:t>
+            </w:r>
+          </w:p>
+          <w:p>
+            <w:pPr>
+              <w:rPr>
+                <w:lang w:val="de-DE"/>
+              </w:rPr>
+            </w:pPr>
+            <w:r>
+              <w:rPr>
+                <w:lang w:val="de-DE"/>
+              </w:rPr>
+              <w:t>.Abtransport und Entsorgung der alten Steine und anfallenden Materials</w:t>
+            </w:r>
+          </w:p>
+          <w:p>
+            <w:pPr>
+              <w:rPr>
+                <w:lang w:val="de-DE"/>
+              </w:rPr>
+            </w:pPr>
+            <w:r>
+              <w:rPr>
+                <w:lang w:val="de-DE"/>
+              </w:rPr>
+              <w:t>.Abholung und Anlieferung der neuen Steine vom Fachhandel</w:t>
+            </w:r>
+          </w:p>
+          <w:p>
+            <w:pPr>
+              <w:rPr>
+                <w:lang w:val="de-DE"/>
+              </w:rPr>
+            </w:pPr>
+            <w:r>
+              <w:rPr>
+                <w:lang w:val="de-DE"/>
+              </w:rPr>
+              <w:t>.Ausgleichen und Vorbereiten des Untergrunds, teilweises Abtragen und Entfernen von Erde</w:t>
+            </w:r>
+          </w:p>
+          <w:p>
+            <w:pPr>
+              <w:rPr>
+                <w:lang w:val="de-DE"/>
+              </w:rPr>
+            </w:pPr>
+            <w:r>
+              <w:rPr>
+                <w:lang w:val="de-DE"/>
+              </w:rPr>
+              <w:t xml:space="preserve">.Vorbereitung des Untergrunds und anschließendes Verlegen der neuen Steine </w:t>
+            </w:r>
+          </w:p>
+          <w:p>
+            <w:pPr>
+              <w:rPr>
+                <w:lang w:val="de-DE"/>
+              </w:rPr>
+            </w:pPr>
+            <w:r>
+              <w:rPr>
+                <w:lang w:val="de-DE"/>
+              </w:rPr>
+              <w:t>.Renovierung der Wand im Bereich der Treppe, entfernen der beschädigten bzw. losen alten Steine, einsetzen und Verlegen der neuen Steine</w:t>
+            </w:r>
           </w:p>
         </w:tc>
         <w:tc>
@@ -832,7 +946,10 @@
           </w:tcPr>
           <w:p>
             <w:pPr>
-              <w:jc w:val="right"/>
+              <w:jc w:val="center"/>
+              <w:rPr>
+                <w:lang w:val="de-DE"/>
+              </w:rPr>
             </w:pPr>
           </w:p>
         </w:tc>
@@ -849,20 +966,11 @@
           </w:tcPr>
           <w:p>
             <w:pPr>
-              <w:pStyle w:val="TableContents"/>
               <w:jc w:val="right"/>
               <w:rPr>
-                <w:rFonts w:ascii="Arial" w:hAnsi="Arial"/>
-                <w:color w:val="000000"/>
-              </w:rPr>
-            </w:pPr>
-            <w:r>
-              <w:rPr>
-                <w:rFonts w:ascii="Arial" w:hAnsi="Arial"/>
-                <w:color w:val="000000"/>
-              </w:rPr>
-              <w:t>Nettobetrag</w:t>
-            </w:r>
+                <w:lang w:val="de-DE"/>
+              </w:rPr>
+            </w:pPr>
           </w:p>
         </w:tc>
         <w:tc>
@@ -879,10 +987,10 @@
           <w:p>
             <w:pPr>
               <w:jc w:val="right"/>
-            </w:pPr>
-            <w:r>
-              <w:t xml:space="preserve">3,600.00 €</w:t>
-            </w:r>
+              <w:rPr>
+                <w:lang w:val="de-DE"/>
+              </w:rPr>
+            </w:pPr>
           </w:p>
         </w:tc>
       </w:tr>
@@ -905,6 +1013,9 @@
           <w:p>
             <w:pPr>
               <w:jc w:val="right"/>
+              <w:rPr>
+                <w:lang w:val="de-DE"/>
+              </w:rPr>
             </w:pPr>
           </w:p>
         </w:tc>
@@ -921,8 +1032,34 @@
           </w:tcPr>
           <w:p>
             <w:pPr>
-              <w:jc w:val="right"/>
-            </w:pPr>
+              <w:rPr>
+                <w:lang w:val="de-DE"/>
+              </w:rPr>
+            </w:pPr>
+            <w:r>
+              <w:rPr>
+                <w:lang w:val="de-DE"/>
+              </w:rPr>
+              <w:t xml:space="preserve">Alle oben genannten Arbeiten inkl. </w:t>
+            </w:r>
+            <w:r>
+              <w:rPr>
+                <w:lang w:val="de-DE"/>
+              </w:rPr>
+              <w:t>d</w:t>
+            </w:r>
+            <w:r>
+              <w:rPr>
+                <w:lang w:val="de-DE"/>
+              </w:rPr>
+              <w:t>er benötigte</w:t>
+            </w:r>
+            <w:r>
+              <w:rPr>
+                <w:lang w:val="de-DE"/>
+              </w:rPr>
+              <w:t xml:space="preserve"> Materialen </w:t>
+            </w:r>
           </w:p>
         </w:tc>
         <w:tc>
@@ -939,6 +1076,9 @@
           <w:p>
             <w:pPr>
               <w:jc w:val="right"/>
+              <w:rPr>
+                <w:lang w:val="de-DE"/>
+              </w:rPr>
             </w:pPr>
           </w:p>
         </w:tc>
@@ -967,7 +1107,7 @@
                 <w:rFonts w:ascii="Arial" w:hAnsi="Arial"/>
                 <w:color w:val="000000"/>
               </w:rPr>
-              <w:t>19% MwSt.</w:t>
+              <w:t>Nettobetrag</w:t>
             </w:r>
           </w:p>
         </w:tc>
@@ -987,7 +1127,7 @@
               <w:jc w:val="right"/>
             </w:pPr>
             <w:r>
-              <w:t xml:space="preserve">684.00 €</w:t>
+              <w:t>3,600.00 €</w:t>
             </w:r>
           </w:p>
         </w:tc>
@@ -1073,7 +1213,7 @@
                 <w:rFonts w:ascii="Arial" w:hAnsi="Arial"/>
                 <w:color w:val="000000"/>
               </w:rPr>
-              <w:t>Bruttobetrag</w:t>
+              <w:t>19% MwSt.</w:t>
             </w:r>
           </w:p>
         </w:tc>
@@ -1093,22 +1233,118 @@
               <w:jc w:val="right"/>
             </w:pPr>
             <w:r>
-              <w:t xml:space="preserve">4,284.00 €</w:t>
+              <w:t>684.00 €</w:t>
+            </w:r>
+          </w:p>
+        </w:tc>
+      </w:tr>
+      <w:tr>
+        <w:trPr>
+          <w:trHeight w:val="454"/>
+          <w:jc w:val="center"/>
+        </w:trPr>
+        <w:tc>
+          <w:tcPr>
+            <w:tcW w:w="553" w:type="dxa"/>
+            <w:tcBorders>
+              <w:top w:val="single" w:sz="8" w:space="0" w:color="000000"/>
+              <w:left w:val="single" w:sz="8" w:space="0" w:color="000000"/>
+              <w:bottom w:val="single" w:sz="8" w:space="0" w:color="000000"/>
+              <w:right w:val="single" w:sz="8" w:space="0" w:color="000000"/>
+            </w:tcBorders>
+            <w:vAlign w:val="center"/>
+          </w:tcPr>
+          <w:p>
+            <w:pPr>
+              <w:jc w:val="right"/>
+            </w:pPr>
+          </w:p>
+        </w:tc>
+        <w:tc>
+          <w:tcPr>
+            <w:tcW w:w="4751" w:type="dxa"/>
+            <w:tcBorders>
+              <w:top w:val="single" w:sz="8" w:space="0" w:color="000000"/>
+              <w:left w:val="single" w:sz="8" w:space="0" w:color="000000"/>
+              <w:bottom w:val="single" w:sz="8" w:space="0" w:color="000000"/>
+              <w:right w:val="single" w:sz="8" w:space="0" w:color="000000"/>
+            </w:tcBorders>
+            <w:vAlign w:val="center"/>
+          </w:tcPr>
+          <w:p>
+            <w:pPr>
+              <w:jc w:val="right"/>
+            </w:pPr>
+          </w:p>
+        </w:tc>
+        <w:tc>
+          <w:tcPr>
+            <w:tcW w:w="651" w:type="dxa"/>
+            <w:tcBorders>
+              <w:top w:val="single" w:sz="8" w:space="0" w:color="000000"/>
+              <w:left w:val="single" w:sz="8" w:space="0" w:color="000000"/>
+              <w:bottom w:val="single" w:sz="8" w:space="0" w:color="000000"/>
+              <w:right w:val="single" w:sz="8" w:space="0" w:color="000000"/>
+            </w:tcBorders>
+            <w:vAlign w:val="center"/>
+          </w:tcPr>
+          <w:p>
+            <w:pPr>
+              <w:jc w:val="right"/>
+            </w:pPr>
+          </w:p>
+        </w:tc>
+        <w:tc>
+          <w:tcPr>
+            <w:tcW w:w="1617" w:type="dxa"/>
+            <w:tcBorders>
+              <w:top w:val="single" w:sz="8" w:space="0" w:color="000000"/>
+              <w:left w:val="single" w:sz="8" w:space="0" w:color="000000"/>
+              <w:bottom w:val="single" w:sz="8" w:space="0" w:color="000000"/>
+              <w:right w:val="single" w:sz="8" w:space="0" w:color="000000"/>
+            </w:tcBorders>
+            <w:vAlign w:val="center"/>
+          </w:tcPr>
+          <w:p>
+            <w:pPr>
+              <w:pStyle w:val="TableContents"/>
+              <w:jc w:val="right"/>
+              <w:rPr>
+                <w:rFonts w:ascii="Arial" w:hAnsi="Arial"/>
+                <w:color w:val="000000"/>
+              </w:rPr>
+            </w:pPr>
+            <w:r>
+              <w:rPr>
+                <w:rFonts w:ascii="Arial" w:hAnsi="Arial"/>
+                <w:color w:val="000000"/>
+              </w:rPr>
+              <w:t>Bruttobetrag</w:t>
+            </w:r>
+          </w:p>
+        </w:tc>
+        <w:tc>
+          <w:tcPr>
+            <w:tcW w:w="1616" w:type="dxa"/>
+            <w:tcBorders>
+              <w:top w:val="single" w:sz="8" w:space="0" w:color="000000"/>
+              <w:left w:val="single" w:sz="8" w:space="0" w:color="000000"/>
+              <w:bottom w:val="single" w:sz="8" w:space="0" w:color="000000"/>
+              <w:right w:val="single" w:sz="8" w:space="0" w:color="000000"/>
+            </w:tcBorders>
+            <w:vAlign w:val="center"/>
+          </w:tcPr>
+          <w:p>
+            <w:pPr>
+              <w:jc w:val="right"/>
+            </w:pPr>
+            <w:r>
+              <w:t>4,284.00 €</w:t>
             </w:r>
           </w:p>
         </w:tc>
       </w:tr>
     </w:tbl>
-    <w:p>
-      <w:pPr>
-        <w:rPr>
-          <w:rFonts w:eastAsia="絡遺羹"/>
-          <w:lang w:val="ru-RU"/>
-        </w:rPr>
-      </w:pPr>
-      <w:bookmarkStart w:id="2" w:name="_MON_1625914054_Copy_1_Copy_1"/>
-      <w:bookmarkEnd w:id="2"/>
-    </w:p>
     <w:p>
       <w:pPr>
         <w:rPr>
@@ -1116,12 +1352,13 @@
           <w:lang w:val="de-DE"/>
         </w:rPr>
       </w:pPr>
+      <w:bookmarkStart w:id="2" w:name="_MON_1625914054_Copy_1_Copy_1"/>
+      <w:bookmarkEnd w:id="2"/>
       <w:r>
         <w:rPr>
           <w:rFonts w:eastAsia="絡遺羹"/>
           <w:lang w:val="de-DE"/>
         </w:rPr>
-        <w:lastRenderedPageBreak/>
         <w:t>Wir hoffen, dass unser Angebot bei Ihnen Anklang findet. Für weitere Fragen stehen wir Ihnen sehr gerne zur Verfügung.</w:t>
       </w:r>
       <w:r>
@@ -1131,32 +1368,30 @@
         </w:rPr>
         <w:br/>
       </w:r>
-    </w:p>
-    <w:p>
-      <w:pPr>
-        <w:rPr>
-          <w:rFonts w:eastAsia="絡遺羹"/>
-          <w:lang w:val="ru-RU"/>
-        </w:rPr>
-      </w:pPr>
       <w:r>
         <w:rPr>
           <w:rFonts w:eastAsia="絡遺羹"/>
         </w:rPr>
-        <w:t xml:space="preserve">Mit </w:t>
+        <w:t>Mit freundlichen Grüße</w:t>
       </w:r>
       <w:r>
         <w:rPr>
           <w:rFonts w:eastAsia="絡遺羹"/>
         </w:rPr>
-        <w:t xml:space="preserve">freundlichen Grüße </w:t>
+        <w:t>n</w:t>
+      </w:r>
+      <w:r>
+        <w:rPr>
+          <w:rFonts w:eastAsia="絡遺羹"/>
+        </w:rPr>
+        <w:t xml:space="preserve"> </w:t>
       </w:r>
     </w:p>
     <w:p>
       <w:pPr>
         <w:rPr>
           <w:rFonts w:eastAsia="絡遺羹"/>
-          <w:lang w:val="ru-RU"/>
+          <w:lang w:val="de-DE"/>
         </w:rPr>
       </w:pPr>
       <w:r>
@@ -1233,13 +1468,9 @@
       </w:rPr>
     </w:pPr>
     <w:r>
-      <w:rPr>
-        <w:noProof/>
-      </w:rPr>
-    </w:r>
-    <w:r>
       <w:pict w14:anchorId="2F2CCD80">
-        <v:rect id="Shape4" o:spid="_x0000_s2051" style="width:453.5pt;height:1.5pt;visibility:visible;mso-wrap-style:square;mso-left-percent:-10001;mso-top-percent:-10001;mso-position-horizontal:absolute;mso-position-horizontal-relative:char;mso-position-vertical:absolute;mso-position-vertical-relative:line;mso-left-percent:-10001;mso-top-percent:-10001;v-text-anchor:top" o:gfxdata="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" fillcolor="#a0a0a0" stroked="f" strokeweight="0">
+        <v:rect id="Shape4" o:spid="_x0000_s2055" style="width:453.5pt;height:1.5pt;visibility:visible;mso-wrap-style:square;mso-left-percent:-10001;mso-top-percent:-10001;mso-position-horizontal:absolute;mso-position-horizontal-relative:char;mso-position-vertical:absolute;mso-position-vertical-relative:line;mso-left-percent:-10001;mso-top-percent:-10001;v-text-anchor:top" fillcolor="#a0a0a0" stroked="f" strokeweight="0">
+          <w10:wrap type="none"/>
           <w10:anchorlock/>
         </v:rect>
       </w:pict>
@@ -1439,16 +1670,7 @@
         <w:lang w:val="nl-NL"/>
       </w:rPr>
       <w:tab/>
-      <w:t xml:space="preserve">Steuer-Nr.27/103/00992                                                                                          </w:t>
-    </w:r>
-    <w:r>
-      <w:rPr>
-        <w:rFonts w:cs="Calibri"/>
-        <w:b/>
-        <w:sz w:val="16"/>
-        <w:lang w:val="nl-NL"/>
-      </w:rPr>
-      <w:t xml:space="preserve">                                                                                                                                                                                  </w:t>
+      <w:t xml:space="preserve">Steuer-Nr.27/103/00992                                                                                                                                                                                                                                                                            </w:t>
     </w:r>
   </w:p>
   <w:p>
@@ -1471,16 +1693,7 @@
         <w:sz w:val="16"/>
         <w:lang w:val="nl-NL"/>
       </w:rPr>
-      <w:t xml:space="preserve">                                                                             </w:t>
-    </w:r>
-    <w:r>
-      <w:rPr>
-        <w:rFonts w:cs="Calibri"/>
-        <w:b/>
-        <w:sz w:val="16"/>
-        <w:lang w:val="nl-NL"/>
-      </w:rPr>
-      <w:t xml:space="preserve">                                                                </w:t>
+      <w:t xml:space="preserve">                                                                                                                                             </w:t>
     </w:r>
     <w:r>
       <w:rPr>
@@ -1559,16 +1772,7 @@
         <w:lang w:val="nl-NL"/>
       </w:rPr>
       <w:tab/>
-      <w:t xml:space="preserve">Deutsche Bank          </w:t>
-    </w:r>
-    <w:r>
-      <w:rPr>
-        <w:rFonts w:cs="Calibri"/>
-        <w:b/>
-        <w:sz w:val="16"/>
-        <w:lang w:val="nl-NL"/>
-      </w:rPr>
-      <w:t xml:space="preserve">                                                                                                                                                                      </w:t>
+      <w:t xml:space="preserve">Deutsche Bank                                                                                                                                                                                </w:t>
     </w:r>
   </w:p>
   <w:p>
@@ -1610,16 +1814,7 @@
         <w:lang w:val="nl-NL"/>
       </w:rPr>
       <w:tab/>
-      <w:t xml:space="preserve">Name: Sargis Simonyan                                                                 </w:t>
-    </w:r>
-    <w:r>
-      <w:rPr>
-        <w:rFonts w:cs="Calibri"/>
-        <w:b/>
-        <w:sz w:val="16"/>
-        <w:lang w:val="nl-NL"/>
-      </w:rPr>
-      <w:t xml:space="preserve">                                                        </w:t>
+      <w:t xml:space="preserve">Name: Sargis Simonyan                                                                                                                         </w:t>
     </w:r>
   </w:p>
   <w:p>
@@ -1671,16 +1866,7 @@
         <w:lang w:val="nl-NL"/>
       </w:rPr>
       <w:tab/>
-      <w:t xml:space="preserve">IBAN:DE92 4407 0024 0214 6561 05                        </w:t>
-    </w:r>
-    <w:r>
-      <w:rPr>
-        <w:rFonts w:cs="Calibri"/>
-        <w:b/>
-        <w:sz w:val="16"/>
-        <w:lang w:val="nl-NL"/>
-      </w:rPr>
-      <w:t xml:space="preserve">            </w:t>
+      <w:t xml:space="preserve">IBAN:DE92 4407 0024 0214 6561 05                                    </w:t>
     </w:r>
     <w:r>
       <w:rPr>
@@ -1831,7 +2017,7 @@
         <w:noProof/>
       </w:rPr>
       <w:pict w14:anchorId="191BF3BE">
-        <v:rect id="Frame1" o:spid="_x0000_s2054" style="position:absolute;margin-left:-34.2pt;margin-top:294.05pt;width:17pt;height:18.15pt;z-index:-503316476;visibility:visible;mso-wrap-style:square;mso-wrap-distance-left:59.55pt;mso-wrap-distance-top:0;mso-wrap-distance-right:0;mso-wrap-distance-bottom:0;mso-position-horizontal:right;mso-position-horizontal-relative:page;mso-position-vertical:absolute;mso-position-vertical-relative:page;v-text-anchor:top" o:gfxdata="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" o:allowincell="f" filled="f" stroked="f" strokeweight="0">
+        <v:rect id="Frame1" o:spid="_x0000_s2054" style="position:absolute;margin-left:-68.4pt;margin-top:294.05pt;width:17pt;height:18.15pt;z-index:-503316476;visibility:visible;mso-wrap-style:square;mso-wrap-distance-left:59.55pt;mso-wrap-distance-top:0;mso-wrap-distance-right:0;mso-wrap-distance-bottom:0;mso-position-horizontal:right;mso-position-horizontal-relative:page;mso-position-vertical:absolute;mso-position-vertical-relative:page;v-text-anchor:top" o:gfxdata="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" o:allowincell="f" filled="f" stroked="f" strokeweight="0">
           <v:textbox inset="0,0,0,0">
             <w:txbxContent>
               <w:p>
@@ -1860,7 +2046,7 @@
         <w:noProof/>
       </w:rPr>
       <w:pict w14:anchorId="286B3AAB">
-        <v:rect id="Frame2" o:spid="_x0000_s2053" style="position:absolute;margin-left:-34.2pt;margin-top:408.85pt;width:17pt;height:18.15pt;z-index:-503316474;visibility:visible;mso-wrap-style:square;mso-wrap-distance-left:59.55pt;mso-wrap-distance-top:0;mso-wrap-distance-right:0;mso-wrap-distance-bottom:0;mso-position-horizontal:right;mso-position-horizontal-relative:page;mso-position-vertical:absolute;mso-position-vertical-relative:page;v-text-anchor:top" o:gfxdata="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" o:allowincell="f" filled="f" stroked="f" strokeweight="0">
+        <v:rect id="Frame2" o:spid="_x0000_s2053" style="position:absolute;margin-left:-68.4pt;margin-top:408.85pt;width:17pt;height:18.15pt;z-index:-503316474;visibility:visible;mso-wrap-style:square;mso-wrap-distance-left:59.55pt;mso-wrap-distance-top:0;mso-wrap-distance-right:0;mso-wrap-distance-bottom:0;mso-position-horizontal:right;mso-position-horizontal-relative:page;mso-position-vertical:absolute;mso-position-vertical-relative:page;v-text-anchor:top" o:gfxdata="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" o:allowincell="f" filled="f" stroked="f" strokeweight="0">
           <v:textbox inset="0,0,0,0">
             <w:txbxContent>
               <w:p>
@@ -3336,25 +3522,6 @@
 </file>
 
 <file path=customXml/item1.xml><?xml version="1.0" encoding="utf-8"?>
-<p:properties xmlns:p="http://schemas.microsoft.com/office/2006/metadata/properties" xmlns:xsi="http://www.w3.org/2001/XMLSchema-instance" xmlns:pc="http://schemas.microsoft.com/office/infopath/2007/PartnerControls">
-  <documentManagement/>
-</p:properties>
-</file>
-
-<file path=customXml/item2.xml><?xml version="1.0" encoding="utf-8"?>
-<b:Sources xmlns:b="http://schemas.openxmlformats.org/officeDocument/2006/bibliography" xmlns="http://schemas.openxmlformats.org/officeDocument/2006/bibliography" SelectedStyle="\APASixthEditionOfficeOnline.xsl" StyleName="APA" Version="6"/>
-</file>
-
-<file path=customXml/item3.xml><?xml version="1.0" encoding="utf-8"?>
-<?mso-contentType ?>
-<FormTemplates xmlns="http://schemas.microsoft.com/sharepoint/v3/contenttype/forms">
-  <Display>DocumentLibraryForm</Display>
-  <Edit>DocumentLibraryForm</Edit>
-  <New>DocumentLibraryForm</New>
-</FormTemplates>
-</file>
-
-<file path=customXml/item4.xml><?xml version="1.0" encoding="utf-8"?>
 <ct:contentTypeSchema xmlns:ct="http://schemas.microsoft.com/office/2006/metadata/contentType" xmlns:ma="http://schemas.microsoft.com/office/2006/metadata/properties/metaAttributes" ct:_="" ma:_="" ma:contentTypeName="Document" ma:contentTypeID="0x010100DCB78DB662DF904890B04ABC6E9E37BF" ma:contentTypeVersion="0" ma:contentTypeDescription="Create a new document." ma:contentTypeScope="" ma:versionID="f9336c7b176d157f6f5d8a262975ec89">
   <xsd:schema xmlns:xsd="http://www.w3.org/2001/XMLSchema" xmlns:xs="http://www.w3.org/2001/XMLSchema" xmlns:p="http://schemas.microsoft.com/office/2006/metadata/properties" targetNamespace="http://schemas.microsoft.com/office/2006/metadata/properties" ma:root="true" ma:fieldsID="1b05d82d297216baf5b26c55225140df">
     <xsd:element name="properties">
@@ -3468,32 +3635,26 @@
 </ct:contentTypeSchema>
 </file>
 
-<file path=customXml/itemProps1.xml><?xml version="1.0" encoding="utf-8"?>
-<ds:datastoreItem xmlns:ds="http://schemas.openxmlformats.org/officeDocument/2006/customXml" ds:itemID="{6F5D1C06-2B36-4C99-A052-9DD4E2562F21}">
-  <ds:schemaRefs>
-    <ds:schemaRef ds:uri="http://schemas.microsoft.com/office/2006/metadata/properties"/>
-    <ds:schemaRef ds:uri="http://schemas.microsoft.com/office/infopath/2007/PartnerControls"/>
-  </ds:schemaRefs>
-</ds:datastoreItem>
+<file path=customXml/item2.xml><?xml version="1.0" encoding="utf-8"?>
+<?mso-contentType ?>
+<FormTemplates xmlns="http://schemas.microsoft.com/sharepoint/v3/contenttype/forms">
+  <Display>DocumentLibraryForm</Display>
+  <Edit>DocumentLibraryForm</Edit>
+  <New>DocumentLibraryForm</New>
+</FormTemplates>
 </file>
 
-<file path=customXml/itemProps2.xml><?xml version="1.0" encoding="utf-8"?>
-<ds:datastoreItem xmlns:ds="http://schemas.openxmlformats.org/officeDocument/2006/customXml" ds:itemID="{BD004570-D6A7-40E4-9EC6-BE09AED9DB92}">
-  <ds:schemaRefs>
-    <ds:schemaRef ds:uri="http://schemas.openxmlformats.org/officeDocument/2006/bibliography"/>
-  </ds:schemaRefs>
-</ds:datastoreItem>
+<file path=customXml/item3.xml><?xml version="1.0" encoding="utf-8"?>
+<b:Sources xmlns:b="http://schemas.openxmlformats.org/officeDocument/2006/bibliography" xmlns="http://schemas.openxmlformats.org/officeDocument/2006/bibliography" SelectedStyle="\APASixthEditionOfficeOnline.xsl" StyleName="APA" Version="6"/>
 </file>
 
-<file path=customXml/itemProps3.xml><?xml version="1.0" encoding="utf-8"?>
-<ds:datastoreItem xmlns:ds="http://schemas.openxmlformats.org/officeDocument/2006/customXml" ds:itemID="{AD58D310-673E-4443-875A-2F413A6B7894}">
-  <ds:schemaRefs>
-    <ds:schemaRef ds:uri="http://schemas.microsoft.com/sharepoint/v3/contenttype/forms"/>
-  </ds:schemaRefs>
-</ds:datastoreItem>
+<file path=customXml/item4.xml><?xml version="1.0" encoding="utf-8"?>
+<p:properties xmlns:p="http://schemas.microsoft.com/office/2006/metadata/properties" xmlns:xsi="http://www.w3.org/2001/XMLSchema-instance" xmlns:pc="http://schemas.microsoft.com/office/infopath/2007/PartnerControls">
+  <documentManagement/>
+</p:properties>
 </file>
 
-<file path=customXml/itemProps4.xml><?xml version="1.0" encoding="utf-8"?>
+<file path=customXml/itemProps1.xml><?xml version="1.0" encoding="utf-8"?>
 <ds:datastoreItem xmlns:ds="http://schemas.openxmlformats.org/officeDocument/2006/customXml" ds:itemID="{60552E65-BE7A-4A78-A651-918B109422B9}">
   <ds:schemaRefs>
     <ds:schemaRef ds:uri="http://schemas.microsoft.com/office/2006/metadata/contentType"/>
@@ -3507,4 +3668,29 @@
     <ds:schemaRef ds:uri="http://schemas.microsoft.com/office/infopath/2007/PartnerControls"/>
   </ds:schemaRefs>
 </ds:datastoreItem>
+</file>
+
+<file path=customXml/itemProps2.xml><?xml version="1.0" encoding="utf-8"?>
+<ds:datastoreItem xmlns:ds="http://schemas.openxmlformats.org/officeDocument/2006/customXml" ds:itemID="{AD58D310-673E-4443-875A-2F413A6B7894}">
+  <ds:schemaRefs>
+    <ds:schemaRef ds:uri="http://schemas.microsoft.com/sharepoint/v3/contenttype/forms"/>
+  </ds:schemaRefs>
+</ds:datastoreItem>
+</file>
+
+<file path=customXml/itemProps3.xml><?xml version="1.0" encoding="utf-8"?>
+<ds:datastoreItem xmlns:ds="http://schemas.openxmlformats.org/officeDocument/2006/customXml" ds:itemID="{BD004570-D6A7-40E4-9EC6-BE09AED9DB92}">
+  <ds:schemaRefs>
+    <ds:schemaRef ds:uri="http://schemas.openxmlformats.org/officeDocument/2006/bibliography"/>
+  </ds:schemaRefs>
+</ds:datastoreItem>
+</file>
+
+<file path=customXml/itemProps4.xml><?xml version="1.0" encoding="utf-8"?>
+<ds:datastoreItem xmlns:ds="http://schemas.openxmlformats.org/officeDocument/2006/customXml" ds:itemID="{6F5D1C06-2B36-4C99-A052-9DD4E2562F21}">
+  <ds:schemaRefs>
+    <ds:schemaRef ds:uri="http://schemas.microsoft.com/office/2006/metadata/properties"/>
+    <ds:schemaRef ds:uri="http://schemas.microsoft.com/office/infopath/2007/PartnerControls"/>
+  </ds:schemaRefs>
+</ds:datastoreItem>
 </file>